--- a/Intro-to-Image-Processing/HWs/02/411221367-Neil_Taison_RIGAUD.docx
+++ b/Intro-to-Image-Processing/HWs/02/411221367-Neil_Taison_RIGAUD.docx
@@ -450,10 +450,10 @@
           <w:lang w:val="en-US"/>
         </w:rPr>
         <w:drawing>
-          <wp:inline distT="0" distB="0" distL="0" distR="0" wp14:anchorId="0277EFCD" wp14:editId="0C12F0BB">
-            <wp:extent cx="4394200" cy="990600"/>
-            <wp:effectExtent l="0" t="0" r="0" b="0"/>
-            <wp:docPr id="1482770470" name="Picture 2" descr="A computer code with numbers and symbols&#10;&#10;Description automatically generated"/>
+          <wp:inline distT="0" distB="0" distL="0" distR="0" wp14:anchorId="0277EFCD" wp14:editId="51E05D81">
+            <wp:extent cx="4288971" cy="990600"/>
+            <wp:effectExtent l="0" t="0" r="3810" b="0"/>
+            <wp:docPr id="1482770470" name="Picture 2"/>
             <wp:cNvGraphicFramePr>
               <a:graphicFrameLocks xmlns:a="http://schemas.openxmlformats.org/drawingml/2006/main" noChangeAspect="1"/>
             </wp:cNvGraphicFramePr>
@@ -461,7 +461,7 @@
               <a:graphicData uri="http://schemas.openxmlformats.org/drawingml/2006/picture">
                 <pic:pic xmlns:pic="http://schemas.openxmlformats.org/drawingml/2006/picture">
                   <pic:nvPicPr>
-                    <pic:cNvPr id="1482770470" name="Picture 2" descr="A computer code with numbers and symbols&#10;&#10;Description automatically generated"/>
+                    <pic:cNvPr id="1482770470" name="Picture 2"/>
                     <pic:cNvPicPr/>
                   </pic:nvPicPr>
                   <pic:blipFill>
@@ -479,7 +479,7 @@
                   <pic:spPr>
                     <a:xfrm>
                       <a:off x="0" y="0"/>
-                      <a:ext cx="4394200" cy="990600"/>
+                      <a:ext cx="4288971" cy="990600"/>
                     </a:xfrm>
                     <a:prstGeom prst="rect">
                       <a:avLst/>
@@ -532,7 +532,7 @@
         </w:rPr>
         <w:lastRenderedPageBreak/>
         <w:drawing>
-          <wp:inline distT="0" distB="0" distL="0" distR="0" wp14:anchorId="583B7552" wp14:editId="63C90F8D">
+          <wp:inline distT="0" distB="0" distL="0" distR="0" wp14:anchorId="583B7552" wp14:editId="2F3D0EC3">
             <wp:extent cx="5400000" cy="3826149"/>
             <wp:effectExtent l="0" t="0" r="0" b="0"/>
             <wp:docPr id="1784656077" name="Picture 3" descr="A computer screen shot of a program code&#10;&#10;Description automatically generated"/>
@@ -732,7 +732,7 @@
         </w:rPr>
         <w:lastRenderedPageBreak/>
         <w:drawing>
-          <wp:inline distT="0" distB="0" distL="0" distR="0" wp14:anchorId="2B24DF7F" wp14:editId="3521911F">
+          <wp:inline distT="0" distB="0" distL="0" distR="0" wp14:anchorId="2B24DF7F" wp14:editId="44CE0906">
             <wp:extent cx="5400000" cy="2849423"/>
             <wp:effectExtent l="0" t="0" r="0" b="0"/>
             <wp:docPr id="80204919" name="Picture 6" descr="A screen shot of a computer program&#10;&#10;Description automatically generated"/>
@@ -933,7 +933,7 @@
           <w:lang w:val="en-US"/>
         </w:rPr>
         <w:drawing>
-          <wp:inline distT="0" distB="0" distL="0" distR="0" wp14:anchorId="01EB0631" wp14:editId="69C491FD">
+          <wp:inline distT="0" distB="0" distL="0" distR="0" wp14:anchorId="01EB0631" wp14:editId="4514AA17">
             <wp:extent cx="5400000" cy="1976538"/>
             <wp:effectExtent l="0" t="0" r="0" b="5080"/>
             <wp:docPr id="1393204733" name="Picture 7" descr="A screen shot of a computer program&#10;&#10;Description automatically generated"/>
@@ -1190,7 +1190,7 @@
           <w:lang w:val="en-US"/>
         </w:rPr>
         <w:drawing>
-          <wp:inline distT="0" distB="0" distL="0" distR="0" wp14:anchorId="0B7A3392" wp14:editId="6AD43365">
+          <wp:inline distT="0" distB="0" distL="0" distR="0" wp14:anchorId="0B7A3392" wp14:editId="3F0F3297">
             <wp:extent cx="5233373" cy="3816000"/>
             <wp:effectExtent l="0" t="0" r="0" b="0"/>
             <wp:docPr id="830583336" name="Picture 8" descr="A screen shot of a computer program&#10;&#10;Description automatically generated"/>
@@ -1591,10 +1591,10 @@
           <w:lang w:val="en-US"/>
         </w:rPr>
         <w:drawing>
-          <wp:inline distT="0" distB="0" distL="0" distR="0" wp14:anchorId="76CEAE62" wp14:editId="7204EC9F">
+          <wp:inline distT="0" distB="0" distL="0" distR="0" wp14:anchorId="76CEAE62" wp14:editId="0FE88A43">
             <wp:extent cx="2484000" cy="2484000"/>
             <wp:effectExtent l="0" t="0" r="5715" b="5715"/>
-            <wp:docPr id="750764377" name="Picture 11" descr="A person wearing a hat&#10;&#10;Description automatically generated"/>
+            <wp:docPr id="750764377" name="Picture 11"/>
             <wp:cNvGraphicFramePr>
               <a:graphicFrameLocks xmlns:a="http://schemas.openxmlformats.org/drawingml/2006/main" noChangeAspect="1"/>
             </wp:cNvGraphicFramePr>
@@ -1602,7 +1602,7 @@
               <a:graphicData uri="http://schemas.openxmlformats.org/drawingml/2006/picture">
                 <pic:pic xmlns:pic="http://schemas.openxmlformats.org/drawingml/2006/picture">
                   <pic:nvPicPr>
-                    <pic:cNvPr id="750764377" name="Picture 11" descr="A person wearing a hat&#10;&#10;Description automatically generated"/>
+                    <pic:cNvPr id="750764377" name="Picture 11"/>
                     <pic:cNvPicPr/>
                   </pic:nvPicPr>
                   <pic:blipFill>
@@ -1638,10 +1638,10 @@
           <w:lang w:val="en-US"/>
         </w:rPr>
         <w:drawing>
-          <wp:inline distT="0" distB="0" distL="0" distR="0" wp14:anchorId="39DA191E" wp14:editId="5742FADA">
+          <wp:inline distT="0" distB="0" distL="0" distR="0" wp14:anchorId="39DA191E" wp14:editId="73550DB5">
             <wp:extent cx="2484000" cy="2484000"/>
             <wp:effectExtent l="0" t="0" r="5715" b="5715"/>
-            <wp:docPr id="1578672236" name="Picture 10" descr="A person wearing a hat&#10;&#10;Description automatically generated"/>
+            <wp:docPr id="1578672236" name="Picture 10"/>
             <wp:cNvGraphicFramePr>
               <a:graphicFrameLocks xmlns:a="http://schemas.openxmlformats.org/drawingml/2006/main" noChangeAspect="1"/>
             </wp:cNvGraphicFramePr>
@@ -1649,7 +1649,7 @@
               <a:graphicData uri="http://schemas.openxmlformats.org/drawingml/2006/picture">
                 <pic:pic xmlns:pic="http://schemas.openxmlformats.org/drawingml/2006/picture">
                   <pic:nvPicPr>
-                    <pic:cNvPr id="1578672236" name="Picture 10" descr="A person wearing a hat&#10;&#10;Description automatically generated"/>
+                    <pic:cNvPr id="1578672236" name="Picture 10"/>
                     <pic:cNvPicPr/>
                   </pic:nvPicPr>
                   <pic:blipFill>
@@ -1685,10 +1685,10 @@
           <w:lang w:val="en-US"/>
         </w:rPr>
         <w:drawing>
-          <wp:inline distT="0" distB="0" distL="0" distR="0" wp14:anchorId="19E2C1D8" wp14:editId="798A99D8">
-            <wp:extent cx="2484000" cy="1935968"/>
-            <wp:effectExtent l="0" t="0" r="5715" b="0"/>
-            <wp:docPr id="1280814829" name="Picture 12" descr="A graph of a graph&#10;&#10;Description automatically generated"/>
+          <wp:inline distT="0" distB="0" distL="0" distR="0" wp14:anchorId="19E2C1D8" wp14:editId="771A17C7">
+            <wp:extent cx="2476376" cy="1935968"/>
+            <wp:effectExtent l="0" t="0" r="635" b="0"/>
+            <wp:docPr id="1280814829" name="Picture 12"/>
             <wp:cNvGraphicFramePr>
               <a:graphicFrameLocks xmlns:a="http://schemas.openxmlformats.org/drawingml/2006/main" noChangeAspect="1"/>
             </wp:cNvGraphicFramePr>
@@ -1696,7 +1696,7 @@
               <a:graphicData uri="http://schemas.openxmlformats.org/drawingml/2006/picture">
                 <pic:pic xmlns:pic="http://schemas.openxmlformats.org/drawingml/2006/picture">
                   <pic:nvPicPr>
-                    <pic:cNvPr id="1280814829" name="Picture 12" descr="A graph of a graph&#10;&#10;Description automatically generated"/>
+                    <pic:cNvPr id="1280814829" name="Picture 12"/>
                     <pic:cNvPicPr/>
                   </pic:nvPicPr>
                   <pic:blipFill>
@@ -1714,7 +1714,7 @@
                   <pic:spPr>
                     <a:xfrm>
                       <a:off x="0" y="0"/>
-                      <a:ext cx="2484000" cy="1935968"/>
+                      <a:ext cx="2476376" cy="1935968"/>
                     </a:xfrm>
                     <a:prstGeom prst="rect">
                       <a:avLst/>
@@ -1739,10 +1739,10 @@
           <w:lang w:val="en-US"/>
         </w:rPr>
         <w:drawing>
-          <wp:inline distT="0" distB="0" distL="0" distR="0" wp14:anchorId="71FF92CC" wp14:editId="0521B788">
-            <wp:extent cx="2487600" cy="1938777"/>
-            <wp:effectExtent l="0" t="0" r="1905" b="4445"/>
-            <wp:docPr id="1416726910" name="Picture 13" descr="A graph of red lines&#10;&#10;Description automatically generated"/>
+          <wp:inline distT="0" distB="0" distL="0" distR="0" wp14:anchorId="71FF92CC" wp14:editId="6AF5E9E0">
+            <wp:extent cx="2479969" cy="1938777"/>
+            <wp:effectExtent l="0" t="0" r="0" b="4445"/>
+            <wp:docPr id="1416726910" name="Picture 13"/>
             <wp:cNvGraphicFramePr>
               <a:graphicFrameLocks xmlns:a="http://schemas.openxmlformats.org/drawingml/2006/main" noChangeAspect="1"/>
             </wp:cNvGraphicFramePr>
@@ -1750,7 +1750,7 @@
               <a:graphicData uri="http://schemas.openxmlformats.org/drawingml/2006/picture">
                 <pic:pic xmlns:pic="http://schemas.openxmlformats.org/drawingml/2006/picture">
                   <pic:nvPicPr>
-                    <pic:cNvPr id="1416726910" name="Picture 13" descr="A graph of red lines&#10;&#10;Description automatically generated"/>
+                    <pic:cNvPr id="1416726910" name="Picture 13"/>
                     <pic:cNvPicPr/>
                   </pic:nvPicPr>
                   <pic:blipFill>
@@ -1768,7 +1768,7 @@
                   <pic:spPr>
                     <a:xfrm>
                       <a:off x="0" y="0"/>
-                      <a:ext cx="2487600" cy="1938777"/>
+                      <a:ext cx="2479969" cy="1938777"/>
                     </a:xfrm>
                     <a:prstGeom prst="rect">
                       <a:avLst/>
